--- a/Github Copilot Code Review.docx
+++ b/Github Copilot Code Review.docx
@@ -92,7 +92,6 @@
       <w:r>
         <w:t xml:space="preserve">Open Command Palette: </w:t>
       </w:r>
-      <w:proofErr w:type="spellStart"/>
       <w:r>
         <w:rPr>
           <w:b/>
@@ -100,7 +99,6 @@
         </w:rPr>
         <w:t>Ctrl+Shift+P</w:t>
       </w:r>
-      <w:proofErr w:type="spellEnd"/>
       <w:r>
         <w:t xml:space="preserve"> → search </w:t>
       </w:r>
@@ -191,15 +189,7 @@
       </w:r>
       <w:r>
         <w:br/>
-        <w:t xml:space="preserve">Find any logic bugs, missing validation, and improvements to make it </w:t>
-      </w:r>
-      <w:proofErr w:type="gramStart"/>
-      <w:r>
-        <w:t>production-ready</w:t>
-      </w:r>
-      <w:proofErr w:type="gramEnd"/>
-      <w:r>
-        <w:t>.</w:t>
+        <w:t>Find any logic bugs, missing validation, and improvements to make it production-ready.</w:t>
       </w:r>
       <w:r>
         <w:br/>
@@ -228,6 +218,15 @@
     </w:p>
     <w:p>
       <w:r>
+        <w:rPr>
+          <w:b/>
+          <w:bCs/>
+        </w:rPr>
+        <w:t>Prompt (copy/paste):</w:t>
+      </w:r>
+    </w:p>
+    <w:p>
+      <w:r>
         <w:t>Act as a senior engineer doing a PR review.</w:t>
       </w:r>
       <w:r>
@@ -276,6 +275,15 @@
     </w:p>
     <w:p>
       <w:r>
+        <w:rPr>
+          <w:b/>
+          <w:bCs/>
+        </w:rPr>
+        <w:t>Prompt (copy/paste):</w:t>
+      </w:r>
+    </w:p>
+    <w:p>
+      <w:r>
         <w:t>Write PR review comments for this code.</w:t>
       </w:r>
       <w:r>
@@ -311,21 +319,22 @@
           <w:b/>
           <w:bCs/>
         </w:rPr>
+        <w:lastRenderedPageBreak/>
         <w:t>5) Ask for “before/after” refactor (safe + beginner-friendly)</w:t>
       </w:r>
     </w:p>
     <w:p>
       <w:r>
-        <w:lastRenderedPageBreak/>
-        <w:t xml:space="preserve">Refactor this code with minimal </w:t>
-      </w:r>
-      <w:proofErr w:type="spellStart"/>
-      <w:r>
-        <w:t>behavior</w:t>
-      </w:r>
-      <w:proofErr w:type="spellEnd"/>
-      <w:r>
-        <w:t xml:space="preserve"> change.</w:t>
+        <w:rPr>
+          <w:b/>
+          <w:bCs/>
+        </w:rPr>
+        <w:t>Prompt (copy/paste):</w:t>
+      </w:r>
+    </w:p>
+    <w:p>
+      <w:r>
+        <w:t>Refactor this code with minimal behavior change.</w:t>
       </w:r>
       <w:r>
         <w:br/>
@@ -366,6 +375,15 @@
     </w:p>
     <w:p>
       <w:r>
+        <w:rPr>
+          <w:b/>
+          <w:bCs/>
+        </w:rPr>
+        <w:t>Prompt (copy/paste):</w:t>
+      </w:r>
+    </w:p>
+    <w:p>
+      <w:r>
         <w:t>Security review:</w:t>
       </w:r>
       <w:r>
@@ -386,15 +404,7 @@
       </w:r>
       <w:r>
         <w:br/>
-        <w:t xml:space="preserve">- missing </w:t>
-      </w:r>
-      <w:proofErr w:type="spellStart"/>
-      <w:r>
-        <w:t>authz</w:t>
-      </w:r>
-      <w:proofErr w:type="spellEnd"/>
-      <w:r>
-        <w:t xml:space="preserve"> checks</w:t>
+        <w:t>- missing authz checks</w:t>
       </w:r>
       <w:r>
         <w:br/>
@@ -423,6 +433,15 @@
     </w:p>
     <w:p>
       <w:r>
+        <w:rPr>
+          <w:b/>
+          <w:bCs/>
+        </w:rPr>
+        <w:t>Prompt (copy/paste):</w:t>
+      </w:r>
+    </w:p>
+    <w:p>
+      <w:r>
         <w:t>Suggest unit tests for this code:</w:t>
       </w:r>
       <w:r>
@@ -439,15 +458,7 @@
       </w:r>
       <w:r>
         <w:br/>
-        <w:t>Provide test code using &lt;Jest/</w:t>
-      </w:r>
-      <w:proofErr w:type="spellStart"/>
-      <w:r>
-        <w:t>PyTest</w:t>
-      </w:r>
-      <w:proofErr w:type="spellEnd"/>
-      <w:r>
-        <w:t>/JUnit&gt; (pick one).</w:t>
+        <w:t>Provide test code using &lt;Jest/PyTest/JUnit&gt; (pick one).</w:t>
       </w:r>
     </w:p>
     <w:p>
@@ -577,6 +588,15 @@
     </w:p>
     <w:p>
       <w:r>
+        <w:rPr>
+          <w:b/>
+          <w:bCs/>
+        </w:rPr>
+        <w:t>Prompt (copy/paste):</w:t>
+      </w:r>
+    </w:p>
+    <w:p>
+      <w:r>
         <w:t>Review this code like a senior engineer.</w:t>
       </w:r>
       <w:r>
@@ -585,6 +605,9 @@
       </w:r>
       <w:r>
         <w:br/>
+      </w:r>
+      <w:r>
+        <w:lastRenderedPageBreak/>
         <w:t>1) Summary of what the code does</w:t>
       </w:r>
       <w:r>
@@ -605,27 +628,11 @@
       </w:r>
       <w:r>
         <w:br/>
-        <w:t xml:space="preserve">6) Suggested </w:t>
-      </w:r>
-      <w:proofErr w:type="gramStart"/>
-      <w:r>
-        <w:t>refactor</w:t>
-      </w:r>
-      <w:proofErr w:type="gramEnd"/>
-      <w:r>
-        <w:t xml:space="preserve"> plan (3 steps)</w:t>
-      </w:r>
-      <w:r>
-        <w:br/>
-        <w:t xml:space="preserve">7) A revised version of the code with minimal </w:t>
-      </w:r>
-      <w:proofErr w:type="spellStart"/>
-      <w:r>
-        <w:t>behavior</w:t>
-      </w:r>
-      <w:proofErr w:type="spellEnd"/>
-      <w:r>
-        <w:t xml:space="preserve"> change</w:t>
+        <w:t>6) Suggested refactor plan (3 steps)</w:t>
+      </w:r>
+      <w:r>
+        <w:br/>
+        <w:t>7) A revised version of the code with minimal behavior change</w:t>
       </w:r>
     </w:p>
     <w:sectPr>
@@ -1982,6 +1989,7 @@
   <w:style w:type="character" w:default="1" w:styleId="DefaultParagraphFont">
     <w:name w:val="Default Paragraph Font"/>
     <w:uiPriority w:val="1"/>
+    <w:semiHidden/>
     <w:unhideWhenUsed/>
   </w:style>
   <w:style w:type="table" w:default="1" w:styleId="TableNormal">
